--- a/Participants/4_Shared_Toolkit/Templates/Project_Charter.docx
+++ b/Participants/4_Shared_Toolkit/Templates/Project_Charter.docx
@@ -362,7 +362,7 @@
                 <w:color w:val="FFFFFF"/>
                 <w:sz w:val="20"/>
               </w:rPr>
-              <w:t>Workstream</w:t>
+              <w:t>Workflow</w:t>
             </w:r>
           </w:p>
         </w:tc>
@@ -430,7 +430,7 @@
               <w:rPr>
                 <w:sz w:val="20"/>
               </w:rPr>
-              <w:t>Workstream A Lead</w:t>
+              <w:t>Workflow A Lead</w:t>
             </w:r>
           </w:p>
         </w:tc>
@@ -471,7 +471,7 @@
               <w:rPr>
                 <w:sz w:val="20"/>
               </w:rPr>
-              <w:t>Workstream B Lead</w:t>
+              <w:t>Workflow B Lead</w:t>
             </w:r>
           </w:p>
         </w:tc>
@@ -637,7 +637,7 @@
         <w:rPr>
           <w:rFonts w:ascii="Calibri" w:hAnsi="Calibri"/>
         </w:rPr>
-        <w:t>In scope: strategy recommendation, data analysis, validation against transcripts, ethical analysis, board presentation and final report.</w:t>
+        <w:t>In scope: strategy recommendation, analysis-request protocol, validation against transcripts, board presentation and final report.</w:t>
       </w:r>
     </w:p>
     <w:p>
@@ -650,6 +650,18 @@
           <w:rFonts w:ascii="Calibri" w:hAnsi="Calibri"/>
         </w:rPr>
         <w:t>Out of scope: legal review, full financial audit, implementation.</w:t>
+      </w:r>
+    </w:p>
+    <w:p>
+      <w:pPr>
+        <w:pStyle w:val="ListBullet"/>
+        <w:ind w:left="360"/>
+      </w:pPr>
+      <w:r>
+        <w:rPr>
+          <w:rFonts w:ascii="Calibri" w:hAnsi="Calibri"/>
+        </w:rPr>
+        <w:t>Data rule: A does not hold raw datasets; B does not share the raw workbook.</w:t>
       </w:r>
     </w:p>
     <w:p>
@@ -804,7 +816,7 @@
               <w:rPr>
                 <w:sz w:val="20"/>
               </w:rPr>
-              <w:t>Cross-audit deadline</w:t>
+              <w:t>Analysis requests</w:t>
             </w:r>
           </w:p>
         </w:tc>
@@ -812,6 +824,34 @@
           <w:tcPr>
             <w:tcW w:type="dxa" w:w="6048"/>
             <w:shd w:val="clear" w:color="auto" w:fill="F2F4F7"/>
+          </w:tcPr>
+          <w:p>
+            <w:r>
+              <w:rPr>
+                <w:sz w:val="20"/>
+              </w:rPr>
+              <w:t>Minimum three with Findings Memos before final options</w:t>
+            </w:r>
+          </w:p>
+        </w:tc>
+      </w:tr>
+      <w:tr>
+        <w:tc>
+          <w:tcPr>
+            <w:tcW w:type="dxa" w:w="3168"/>
+          </w:tcPr>
+          <w:p>
+            <w:r>
+              <w:rPr>
+                <w:sz w:val="20"/>
+              </w:rPr>
+              <w:t>Handoff deadline</w:t>
+            </w:r>
+          </w:p>
+        </w:tc>
+        <w:tc>
+          <w:tcPr>
+            <w:tcW w:type="dxa" w:w="6048"/>
           </w:tcPr>
           <w:p>
             <w:r>

--- a/Participants/4_Shared_Toolkit/Templates/Project_Charter.docx
+++ b/Participants/4_Shared_Toolkit/Templates/Project_Charter.docx
@@ -5,6 +5,7 @@
     <w:p>
       <w:r>
         <w:rPr>
+          <w:rFonts w:ascii="Lexend" w:hAnsi="Lexend" w:eastAsia="Lexend" w:cs="Lexend"/>
           <w:b/>
           <w:color w:val="007A87"/>
           <w:sz w:val="24"/>
@@ -18,6 +19,7 @@
       </w:pPr>
       <w:r>
         <w:rPr>
+          <w:rFonts w:ascii="Lexend" w:hAnsi="Lexend" w:eastAsia="Lexend" w:cs="Lexend"/>
           <w:b/>
           <w:color w:val="1B2A4A"/>
           <w:sz w:val="48"/>
@@ -28,6 +30,7 @@
     <w:p>
       <w:r>
         <w:rPr>
+          <w:rFonts w:ascii="Nunito" w:hAnsi="Nunito" w:eastAsia="Nunito" w:cs="Nunito"/>
           <w:i/>
           <w:color w:val="666666"/>
           <w:sz w:val="24"/>
@@ -52,6 +55,7 @@
           <w:p>
             <w:r>
               <w:rPr>
+                <w:rFonts w:ascii="Nunito" w:hAnsi="Nunito" w:eastAsia="Nunito" w:cs="Nunito"/>
                 <w:b/>
                 <w:color w:val="1B2A4A"/>
                 <w:sz w:val="20"/>
@@ -67,6 +71,7 @@
           <w:p>
             <w:r>
               <w:rPr>
+                <w:rFonts w:ascii="Nunito" w:hAnsi="Nunito" w:eastAsia="Nunito" w:cs="Nunito"/>
                 <w:color w:val="222222"/>
                 <w:sz w:val="20"/>
               </w:rPr>
@@ -83,6 +88,7 @@
           <w:p>
             <w:r>
               <w:rPr>
+                <w:rFonts w:ascii="Nunito" w:hAnsi="Nunito" w:eastAsia="Nunito" w:cs="Nunito"/>
                 <w:b/>
                 <w:color w:val="1B2A4A"/>
                 <w:sz w:val="20"/>
@@ -98,6 +104,7 @@
           <w:p>
             <w:r>
               <w:rPr>
+                <w:rFonts w:ascii="Nunito" w:hAnsi="Nunito" w:eastAsia="Nunito" w:cs="Nunito"/>
                 <w:color w:val="222222"/>
                 <w:sz w:val="20"/>
               </w:rPr>
@@ -114,6 +121,7 @@
           <w:p>
             <w:r>
               <w:rPr>
+                <w:rFonts w:ascii="Nunito" w:hAnsi="Nunito" w:eastAsia="Nunito" w:cs="Nunito"/>
                 <w:b/>
                 <w:color w:val="1B2A4A"/>
                 <w:sz w:val="20"/>
@@ -129,10 +137,11 @@
           <w:p>
             <w:r>
               <w:rPr>
+                <w:rFonts w:ascii="Nunito" w:hAnsi="Nunito" w:eastAsia="Nunito" w:cs="Nunito"/>
                 <w:color w:val="222222"/>
                 <w:sz w:val="20"/>
               </w:rPr>
-              <w:t>2.0 | July 2026</w:t>
+              <w:t>3.0 | July 2026</w:t>
             </w:r>
           </w:p>
         </w:tc>
@@ -152,7 +161,7 @@
       </w:pPr>
       <w:r>
         <w:rPr>
-          <w:rFonts w:ascii="Calibri" w:hAnsi="Calibri"/>
+          <w:rFonts w:ascii="Lexend" w:hAnsi="Lexend" w:eastAsia="Lexend" w:cs="Lexend"/>
           <w:color w:val="1B2A4A"/>
         </w:rPr>
         <w:t>1. Engagement summary</w:t>
@@ -175,6 +184,7 @@
           <w:p>
             <w:r>
               <w:rPr>
+                <w:rFonts w:ascii="Nunito" w:hAnsi="Nunito" w:eastAsia="Nunito" w:cs="Nunito"/>
                 <w:b/>
                 <w:color w:val="1B2A4A"/>
                 <w:sz w:val="20"/>
@@ -190,6 +200,7 @@
           <w:p>
             <w:r>
               <w:rPr>
+                <w:rFonts w:ascii="Nunito" w:hAnsi="Nunito" w:eastAsia="Nunito" w:cs="Nunito"/>
                 <w:color w:val="222222"/>
                 <w:sz w:val="20"/>
               </w:rPr>
@@ -206,6 +217,7 @@
           <w:p>
             <w:r>
               <w:rPr>
+                <w:rFonts w:ascii="Nunito" w:hAnsi="Nunito" w:eastAsia="Nunito" w:cs="Nunito"/>
                 <w:b/>
                 <w:color w:val="1B2A4A"/>
                 <w:sz w:val="20"/>
@@ -221,6 +233,7 @@
           <w:p>
             <w:r>
               <w:rPr>
+                <w:rFonts w:ascii="Nunito" w:hAnsi="Nunito" w:eastAsia="Nunito" w:cs="Nunito"/>
                 <w:color w:val="222222"/>
                 <w:sz w:val="20"/>
               </w:rPr>
@@ -237,6 +250,7 @@
           <w:p>
             <w:r>
               <w:rPr>
+                <w:rFonts w:ascii="Nunito" w:hAnsi="Nunito" w:eastAsia="Nunito" w:cs="Nunito"/>
                 <w:b/>
                 <w:color w:val="1B2A4A"/>
                 <w:sz w:val="20"/>
@@ -252,6 +266,7 @@
           <w:p>
             <w:r>
               <w:rPr>
+                <w:rFonts w:ascii="Nunito" w:hAnsi="Nunito" w:eastAsia="Nunito" w:cs="Nunito"/>
                 <w:color w:val="222222"/>
                 <w:sz w:val="20"/>
               </w:rPr>
@@ -268,6 +283,7 @@
           <w:p>
             <w:r>
               <w:rPr>
+                <w:rFonts w:ascii="Nunito" w:hAnsi="Nunito" w:eastAsia="Nunito" w:cs="Nunito"/>
                 <w:b/>
                 <w:color w:val="1B2A4A"/>
                 <w:sz w:val="20"/>
@@ -283,6 +299,7 @@
           <w:p>
             <w:r>
               <w:rPr>
+                <w:rFonts w:ascii="Nunito" w:hAnsi="Nunito" w:eastAsia="Nunito" w:cs="Nunito"/>
                 <w:color w:val="222222"/>
                 <w:sz w:val="20"/>
               </w:rPr>
@@ -299,7 +316,7 @@
       </w:pPr>
       <w:r>
         <w:rPr>
-          <w:rFonts w:ascii="Calibri" w:hAnsi="Calibri"/>
+          <w:rFonts w:ascii="Lexend" w:hAnsi="Lexend" w:eastAsia="Lexend" w:cs="Lexend"/>
           <w:color w:val="1B2A4A"/>
         </w:rPr>
         <w:t>2. Team members and roles</w:t>
@@ -326,6 +343,7 @@
           <w:p>
             <w:r>
               <w:rPr>
+                <w:rFonts w:ascii="Lexend" w:hAnsi="Lexend" w:eastAsia="Lexend" w:cs="Lexend"/>
                 <w:b/>
                 <w:color w:val="FFFFFF"/>
                 <w:sz w:val="20"/>
@@ -342,6 +360,7 @@
           <w:p>
             <w:r>
               <w:rPr>
+                <w:rFonts w:ascii="Lexend" w:hAnsi="Lexend" w:eastAsia="Lexend" w:cs="Lexend"/>
                 <w:b/>
                 <w:color w:val="FFFFFF"/>
                 <w:sz w:val="20"/>
@@ -358,6 +377,7 @@
           <w:p>
             <w:r>
               <w:rPr>
+                <w:rFonts w:ascii="Lexend" w:hAnsi="Lexend" w:eastAsia="Lexend" w:cs="Lexend"/>
                 <w:b/>
                 <w:color w:val="FFFFFF"/>
                 <w:sz w:val="20"/>
@@ -375,6 +395,7 @@
           <w:p>
             <w:r>
               <w:rPr>
+                <w:rFonts w:ascii="Nunito" w:hAnsi="Nunito" w:eastAsia="Nunito" w:cs="Nunito"/>
                 <w:sz w:val="20"/>
               </w:rPr>
             </w:r>
@@ -387,6 +408,7 @@
           <w:p>
             <w:r>
               <w:rPr>
+                <w:rFonts w:ascii="Nunito" w:hAnsi="Nunito" w:eastAsia="Nunito" w:cs="Nunito"/>
                 <w:sz w:val="20"/>
               </w:rPr>
               <w:t>Engagement Lead</w:t>
@@ -400,6 +422,7 @@
           <w:p>
             <w:r>
               <w:rPr>
+                <w:rFonts w:ascii="Nunito" w:hAnsi="Nunito" w:eastAsia="Nunito" w:cs="Nunito"/>
                 <w:sz w:val="20"/>
               </w:rPr>
             </w:r>
@@ -415,6 +438,7 @@
           <w:p>
             <w:r>
               <w:rPr>
+                <w:rFonts w:ascii="Nunito" w:hAnsi="Nunito" w:eastAsia="Nunito" w:cs="Nunito"/>
                 <w:sz w:val="20"/>
               </w:rPr>
             </w:r>
@@ -428,6 +452,7 @@
           <w:p>
             <w:r>
               <w:rPr>
+                <w:rFonts w:ascii="Nunito" w:hAnsi="Nunito" w:eastAsia="Nunito" w:cs="Nunito"/>
                 <w:sz w:val="20"/>
               </w:rPr>
               <w:t>Workflow A Lead</w:t>
@@ -442,6 +467,7 @@
           <w:p>
             <w:r>
               <w:rPr>
+                <w:rFonts w:ascii="Nunito" w:hAnsi="Nunito" w:eastAsia="Nunito" w:cs="Nunito"/>
                 <w:sz w:val="20"/>
               </w:rPr>
               <w:t>A</w:t>
@@ -457,6 +483,7 @@
           <w:p>
             <w:r>
               <w:rPr>
+                <w:rFonts w:ascii="Nunito" w:hAnsi="Nunito" w:eastAsia="Nunito" w:cs="Nunito"/>
                 <w:sz w:val="20"/>
               </w:rPr>
             </w:r>
@@ -469,6 +496,7 @@
           <w:p>
             <w:r>
               <w:rPr>
+                <w:rFonts w:ascii="Nunito" w:hAnsi="Nunito" w:eastAsia="Nunito" w:cs="Nunito"/>
                 <w:sz w:val="20"/>
               </w:rPr>
               <w:t>Workflow B Lead</w:t>
@@ -482,6 +510,7 @@
           <w:p>
             <w:r>
               <w:rPr>
+                <w:rFonts w:ascii="Nunito" w:hAnsi="Nunito" w:eastAsia="Nunito" w:cs="Nunito"/>
                 <w:sz w:val="20"/>
               </w:rPr>
               <w:t>B</w:t>
@@ -498,6 +527,7 @@
           <w:p>
             <w:r>
               <w:rPr>
+                <w:rFonts w:ascii="Nunito" w:hAnsi="Nunito" w:eastAsia="Nunito" w:cs="Nunito"/>
                 <w:sz w:val="20"/>
               </w:rPr>
             </w:r>
@@ -511,6 +541,7 @@
           <w:p>
             <w:r>
               <w:rPr>
+                <w:rFonts w:ascii="Nunito" w:hAnsi="Nunito" w:eastAsia="Nunito" w:cs="Nunito"/>
                 <w:sz w:val="20"/>
               </w:rPr>
               <w:t>Research Lead</w:t>
@@ -525,6 +556,7 @@
           <w:p>
             <w:r>
               <w:rPr>
+                <w:rFonts w:ascii="Nunito" w:hAnsi="Nunito" w:eastAsia="Nunito" w:cs="Nunito"/>
                 <w:sz w:val="20"/>
               </w:rPr>
               <w:t>A</w:t>
@@ -540,6 +572,7 @@
           <w:p>
             <w:r>
               <w:rPr>
+                <w:rFonts w:ascii="Nunito" w:hAnsi="Nunito" w:eastAsia="Nunito" w:cs="Nunito"/>
                 <w:sz w:val="20"/>
               </w:rPr>
             </w:r>
@@ -552,6 +585,7 @@
           <w:p>
             <w:r>
               <w:rPr>
+                <w:rFonts w:ascii="Nunito" w:hAnsi="Nunito" w:eastAsia="Nunito" w:cs="Nunito"/>
                 <w:sz w:val="20"/>
               </w:rPr>
               <w:t>Operations Analyst</w:t>
@@ -565,6 +599,7 @@
           <w:p>
             <w:r>
               <w:rPr>
+                <w:rFonts w:ascii="Nunito" w:hAnsi="Nunito" w:eastAsia="Nunito" w:cs="Nunito"/>
                 <w:sz w:val="20"/>
               </w:rPr>
               <w:t>B</w:t>
@@ -581,6 +616,7 @@
           <w:p>
             <w:r>
               <w:rPr>
+                <w:rFonts w:ascii="Nunito" w:hAnsi="Nunito" w:eastAsia="Nunito" w:cs="Nunito"/>
                 <w:sz w:val="20"/>
               </w:rPr>
             </w:r>
@@ -594,6 +630,7 @@
           <w:p>
             <w:r>
               <w:rPr>
+                <w:rFonts w:ascii="Nunito" w:hAnsi="Nunito" w:eastAsia="Nunito" w:cs="Nunito"/>
                 <w:sz w:val="20"/>
               </w:rPr>
               <w:t>Project &amp; Quality Lead</w:t>
@@ -608,6 +645,7 @@
           <w:p>
             <w:r>
               <w:rPr>
+                <w:rFonts w:ascii="Nunito" w:hAnsi="Nunito" w:eastAsia="Nunito" w:cs="Nunito"/>
                 <w:sz w:val="20"/>
               </w:rPr>
             </w:r>
@@ -622,7 +660,7 @@
       </w:pPr>
       <w:r>
         <w:rPr>
-          <w:rFonts w:ascii="Calibri" w:hAnsi="Calibri"/>
+          <w:rFonts w:ascii="Lexend" w:hAnsi="Lexend" w:eastAsia="Lexend" w:cs="Lexend"/>
           <w:color w:val="1B2A4A"/>
         </w:rPr>
         <w:t>3. Scope</w:t>
@@ -635,7 +673,7 @@
       </w:pPr>
       <w:r>
         <w:rPr>
-          <w:rFonts w:ascii="Calibri" w:hAnsi="Calibri"/>
+          <w:rFonts w:ascii="Nunito" w:hAnsi="Nunito" w:eastAsia="Nunito" w:cs="Nunito"/>
         </w:rPr>
         <w:t>In scope: strategy recommendation, analysis-request protocol, validation against transcripts, board presentation and final report.</w:t>
       </w:r>
@@ -647,7 +685,7 @@
       </w:pPr>
       <w:r>
         <w:rPr>
-          <w:rFonts w:ascii="Calibri" w:hAnsi="Calibri"/>
+          <w:rFonts w:ascii="Nunito" w:hAnsi="Nunito" w:eastAsia="Nunito" w:cs="Nunito"/>
         </w:rPr>
         <w:t>Out of scope: legal review, full financial audit, implementation.</w:t>
       </w:r>
@@ -659,7 +697,7 @@
       </w:pPr>
       <w:r>
         <w:rPr>
-          <w:rFonts w:ascii="Calibri" w:hAnsi="Calibri"/>
+          <w:rFonts w:ascii="Nunito" w:hAnsi="Nunito" w:eastAsia="Nunito" w:cs="Nunito"/>
         </w:rPr>
         <w:t>Data rule: A does not hold raw datasets; B does not share the raw workbook.</w:t>
       </w:r>
@@ -670,7 +708,7 @@
       </w:pPr>
       <w:r>
         <w:rPr>
-          <w:rFonts w:ascii="Calibri" w:hAnsi="Calibri"/>
+          <w:rFonts w:ascii="Lexend" w:hAnsi="Lexend" w:eastAsia="Lexend" w:cs="Lexend"/>
           <w:color w:val="1B2A4A"/>
         </w:rPr>
         <w:t>4. Ways of working</w:t>
@@ -696,6 +734,7 @@
           <w:p>
             <w:r>
               <w:rPr>
+                <w:rFonts w:ascii="Lexend" w:hAnsi="Lexend" w:eastAsia="Lexend" w:cs="Lexend"/>
                 <w:b/>
                 <w:color w:val="FFFFFF"/>
                 <w:sz w:val="20"/>
@@ -712,6 +751,7 @@
           <w:p>
             <w:r>
               <w:rPr>
+                <w:rFonts w:ascii="Lexend" w:hAnsi="Lexend" w:eastAsia="Lexend" w:cs="Lexend"/>
                 <w:b/>
                 <w:color w:val="FFFFFF"/>
                 <w:sz w:val="20"/>
@@ -729,6 +769,7 @@
           <w:p>
             <w:r>
               <w:rPr>
+                <w:rFonts w:ascii="Nunito" w:hAnsi="Nunito" w:eastAsia="Nunito" w:cs="Nunito"/>
                 <w:sz w:val="20"/>
               </w:rPr>
               <w:t>Meeting cadence</w:t>
@@ -742,6 +783,7 @@
           <w:p>
             <w:r>
               <w:rPr>
+                <w:rFonts w:ascii="Nunito" w:hAnsi="Nunito" w:eastAsia="Nunito" w:cs="Nunito"/>
                 <w:sz w:val="20"/>
               </w:rPr>
             </w:r>
@@ -757,6 +799,7 @@
           <w:p>
             <w:r>
               <w:rPr>
+                <w:rFonts w:ascii="Nunito" w:hAnsi="Nunito" w:eastAsia="Nunito" w:cs="Nunito"/>
                 <w:sz w:val="20"/>
               </w:rPr>
               <w:t>Communication channel</w:t>
@@ -771,6 +814,7 @@
           <w:p>
             <w:r>
               <w:rPr>
+                <w:rFonts w:ascii="Nunito" w:hAnsi="Nunito" w:eastAsia="Nunito" w:cs="Nunito"/>
                 <w:sz w:val="20"/>
               </w:rPr>
             </w:r>
@@ -785,6 +829,7 @@
           <w:p>
             <w:r>
               <w:rPr>
+                <w:rFonts w:ascii="Nunito" w:hAnsi="Nunito" w:eastAsia="Nunito" w:cs="Nunito"/>
                 <w:sz w:val="20"/>
               </w:rPr>
               <w:t>Decision rule</w:t>
@@ -798,6 +843,7 @@
           <w:p>
             <w:r>
               <w:rPr>
+                <w:rFonts w:ascii="Nunito" w:hAnsi="Nunito" w:eastAsia="Nunito" w:cs="Nunito"/>
                 <w:sz w:val="20"/>
               </w:rPr>
               <w:t>Consensus; escalate to Engagement Lead; log disagreements</w:t>
@@ -814,6 +860,7 @@
           <w:p>
             <w:r>
               <w:rPr>
+                <w:rFonts w:ascii="Nunito" w:hAnsi="Nunito" w:eastAsia="Nunito" w:cs="Nunito"/>
                 <w:sz w:val="20"/>
               </w:rPr>
               <w:t>Analysis requests</w:t>
@@ -828,6 +875,7 @@
           <w:p>
             <w:r>
               <w:rPr>
+                <w:rFonts w:ascii="Nunito" w:hAnsi="Nunito" w:eastAsia="Nunito" w:cs="Nunito"/>
                 <w:sz w:val="20"/>
               </w:rPr>
               <w:t>Minimum three with Findings Memos before final options</w:t>
@@ -843,6 +891,7 @@
           <w:p>
             <w:r>
               <w:rPr>
+                <w:rFonts w:ascii="Nunito" w:hAnsi="Nunito" w:eastAsia="Nunito" w:cs="Nunito"/>
                 <w:sz w:val="20"/>
               </w:rPr>
               <w:t>Handoff deadline</w:t>
@@ -856,6 +905,7 @@
           <w:p>
             <w:r>
               <w:rPr>
+                <w:rFonts w:ascii="Nunito" w:hAnsi="Nunito" w:eastAsia="Nunito" w:cs="Nunito"/>
                 <w:sz w:val="20"/>
               </w:rPr>
               <w:t>48 hours before any submission</w:t>
@@ -871,10 +921,10 @@
       </w:pPr>
       <w:r>
         <w:rPr>
-          <w:rFonts w:ascii="Calibri" w:hAnsi="Calibri"/>
+          <w:rFonts w:ascii="Lexend" w:hAnsi="Lexend" w:eastAsia="Lexend" w:cs="Lexend"/>
           <w:color w:val="1B2A4A"/>
         </w:rPr>
-        <w:t>5. Sign-off</w:t>
+        <w:t>5. Online confirmation</w:t>
       </w:r>
     </w:p>
     <w:p>
@@ -883,59 +933,43 @@
       </w:pPr>
       <w:r>
         <w:rPr>
-          <w:rFonts w:ascii="Calibri" w:hAnsi="Calibri"/>
+          <w:rFonts w:ascii="Nunito" w:hAnsi="Nunito" w:eastAsia="Nunito" w:cs="Nunito"/>
           <w:b w:val="0"/>
           <w:i w:val="0"/>
           <w:color w:val="222222"/>
           <w:sz w:val="22"/>
         </w:rPr>
-        <w:t>All members sign before Tuesday 14 July 2026, 17:00 ICT.</w:t>
-      </w:r>
-    </w:p>
-    <w:p/>
-    <w:p>
-      <w:pPr>
-        <w:spacing w:after="120"/>
-      </w:pPr>
-      <w:r>
-        <w:rPr>
-          <w:rFonts w:ascii="Calibri" w:hAnsi="Calibri"/>
-          <w:b w:val="0"/>
-          <w:i w:val="0"/>
-          <w:color w:val="222222"/>
-          <w:sz w:val="20"/>
-        </w:rPr>
-        <w:t>Signed:  ______________________________________</w:t>
+        <w:t>No wet signature required. Each member ticks and types name + date (Drive comment or sheet tick is fine).</w:t>
       </w:r>
     </w:p>
     <w:p>
       <w:pPr>
-        <w:spacing w:after="0"/>
+        <w:spacing w:after="40"/>
       </w:pPr>
       <w:r>
         <w:rPr>
-          <w:rFonts w:ascii="Calibri" w:hAnsi="Calibri"/>
+          <w:rFonts w:ascii="Nunito" w:hAnsi="Nunito" w:eastAsia="Nunito" w:cs="Nunito"/>
           <w:b/>
           <w:i w:val="0"/>
           <w:color w:val="222222"/>
           <w:sz w:val="20"/>
         </w:rPr>
-        <w:t>________________________</w:t>
+        <w:t>[  ]  Confirmed by Team member</w:t>
       </w:r>
     </w:p>
     <w:p>
       <w:pPr>
-        <w:spacing w:after="0"/>
+        <w:spacing w:after="40"/>
       </w:pPr>
       <w:r>
         <w:rPr>
-          <w:rFonts w:ascii="Calibri" w:hAnsi="Calibri"/>
+          <w:rFonts w:ascii="Nunito" w:hAnsi="Nunito" w:eastAsia="Nunito" w:cs="Nunito"/>
           <w:b w:val="0"/>
           <w:i/>
           <w:color w:val="666666"/>
-          <w:sz w:val="20"/>
+          <w:sz w:val="18"/>
         </w:rPr>
-        <w:t>Team member</w:t>
+        <w:t>Tick [x] and type full name + date (online confirmation)</w:t>
       </w:r>
     </w:p>
     <w:p>
@@ -944,59 +978,43 @@
       </w:pPr>
       <w:r>
         <w:rPr>
-          <w:rFonts w:ascii="Calibri" w:hAnsi="Calibri"/>
+          <w:rFonts w:ascii="Nunito" w:hAnsi="Nunito" w:eastAsia="Nunito" w:cs="Nunito"/>
           <w:b w:val="0"/>
           <w:i w:val="0"/>
           <w:color w:val="222222"/>
           <w:sz w:val="20"/>
         </w:rPr>
-        <w:t>Date:  ____________________</w:t>
-      </w:r>
-    </w:p>
-    <w:p/>
-    <w:p>
-      <w:pPr>
-        <w:spacing w:after="120"/>
-      </w:pPr>
-      <w:r>
-        <w:rPr>
-          <w:rFonts w:ascii="Calibri" w:hAnsi="Calibri"/>
-          <w:b w:val="0"/>
-          <w:i w:val="0"/>
-          <w:color w:val="222222"/>
-          <w:sz w:val="20"/>
-        </w:rPr>
-        <w:t>Signed:  ______________________________________</w:t>
+        <w:t>Name: ____________________    Date: __________    Channel (Drive comment / sheet tick): __________</w:t>
       </w:r>
     </w:p>
     <w:p>
       <w:pPr>
-        <w:spacing w:after="0"/>
+        <w:spacing w:after="40"/>
       </w:pPr>
       <w:r>
         <w:rPr>
-          <w:rFonts w:ascii="Calibri" w:hAnsi="Calibri"/>
+          <w:rFonts w:ascii="Nunito" w:hAnsi="Nunito" w:eastAsia="Nunito" w:cs="Nunito"/>
           <w:b/>
           <w:i w:val="0"/>
           <w:color w:val="222222"/>
           <w:sz w:val="20"/>
         </w:rPr>
-        <w:t>________________________</w:t>
+        <w:t>[  ]  Confirmed by Team member</w:t>
       </w:r>
     </w:p>
     <w:p>
       <w:pPr>
-        <w:spacing w:after="0"/>
+        <w:spacing w:after="40"/>
       </w:pPr>
       <w:r>
         <w:rPr>
-          <w:rFonts w:ascii="Calibri" w:hAnsi="Calibri"/>
+          <w:rFonts w:ascii="Nunito" w:hAnsi="Nunito" w:eastAsia="Nunito" w:cs="Nunito"/>
           <w:b w:val="0"/>
           <w:i/>
           <w:color w:val="666666"/>
-          <w:sz w:val="20"/>
+          <w:sz w:val="18"/>
         </w:rPr>
-        <w:t>Team member</w:t>
+        <w:t>Tick [x] and type full name + date (online confirmation)</w:t>
       </w:r>
     </w:p>
     <w:p>
@@ -1005,59 +1023,43 @@
       </w:pPr>
       <w:r>
         <w:rPr>
-          <w:rFonts w:ascii="Calibri" w:hAnsi="Calibri"/>
+          <w:rFonts w:ascii="Nunito" w:hAnsi="Nunito" w:eastAsia="Nunito" w:cs="Nunito"/>
           <w:b w:val="0"/>
           <w:i w:val="0"/>
           <w:color w:val="222222"/>
           <w:sz w:val="20"/>
         </w:rPr>
-        <w:t>Date:  ____________________</w:t>
-      </w:r>
-    </w:p>
-    <w:p/>
-    <w:p>
-      <w:pPr>
-        <w:spacing w:after="120"/>
-      </w:pPr>
-      <w:r>
-        <w:rPr>
-          <w:rFonts w:ascii="Calibri" w:hAnsi="Calibri"/>
-          <w:b w:val="0"/>
-          <w:i w:val="0"/>
-          <w:color w:val="222222"/>
-          <w:sz w:val="20"/>
-        </w:rPr>
-        <w:t>Signed:  ______________________________________</w:t>
+        <w:t>Name: ____________________    Date: __________    Channel (Drive comment / sheet tick): __________</w:t>
       </w:r>
     </w:p>
     <w:p>
       <w:pPr>
-        <w:spacing w:after="0"/>
+        <w:spacing w:after="40"/>
       </w:pPr>
       <w:r>
         <w:rPr>
-          <w:rFonts w:ascii="Calibri" w:hAnsi="Calibri"/>
+          <w:rFonts w:ascii="Nunito" w:hAnsi="Nunito" w:eastAsia="Nunito" w:cs="Nunito"/>
           <w:b/>
           <w:i w:val="0"/>
           <w:color w:val="222222"/>
           <w:sz w:val="20"/>
         </w:rPr>
-        <w:t>________________________</w:t>
+        <w:t>[  ]  Confirmed by Team member</w:t>
       </w:r>
     </w:p>
     <w:p>
       <w:pPr>
-        <w:spacing w:after="0"/>
+        <w:spacing w:after="40"/>
       </w:pPr>
       <w:r>
         <w:rPr>
-          <w:rFonts w:ascii="Calibri" w:hAnsi="Calibri"/>
+          <w:rFonts w:ascii="Nunito" w:hAnsi="Nunito" w:eastAsia="Nunito" w:cs="Nunito"/>
           <w:b w:val="0"/>
           <w:i/>
           <w:color w:val="666666"/>
-          <w:sz w:val="20"/>
+          <w:sz w:val="18"/>
         </w:rPr>
-        <w:t>Team member</w:t>
+        <w:t>Tick [x] and type full name + date (online confirmation)</w:t>
       </w:r>
     </w:p>
     <w:p>
@@ -1066,13 +1068,13 @@
       </w:pPr>
       <w:r>
         <w:rPr>
-          <w:rFonts w:ascii="Calibri" w:hAnsi="Calibri"/>
+          <w:rFonts w:ascii="Nunito" w:hAnsi="Nunito" w:eastAsia="Nunito" w:cs="Nunito"/>
           <w:b w:val="0"/>
           <w:i w:val="0"/>
           <w:color w:val="222222"/>
           <w:sz w:val="20"/>
         </w:rPr>
-        <w:t>Date:  ____________________</w:t>
+        <w:t>Name: ____________________    Date: __________    Channel (Drive comment / sheet tick): __________</w:t>
       </w:r>
     </w:p>
     <w:sectPr>
@@ -1452,7 +1454,7 @@
       <w:spacing w:after="120" w:line="276" w:lineRule="auto"/>
     </w:pPr>
     <w:rPr>
-      <w:rFonts w:ascii="Calibri" w:hAnsi="Calibri"/>
+      <w:rFonts w:ascii="Nunito" w:hAnsi="Nunito" w:eastAsia="Nunito" w:cs="Nunito"/>
       <w:color w:val="222222"/>
       <w:sz w:val="22"/>
     </w:rPr>

--- a/Participants/4_Shared_Toolkit/Templates/Project_Charter.docx
+++ b/Participants/4_Shared_Toolkit/Templates/Project_Charter.docx
@@ -141,7 +141,7 @@
                 <w:color w:val="222222"/>
                 <w:sz w:val="20"/>
               </w:rPr>
-              <w:t>3.0 | July 2026</w:t>
+              <w:t>3.1 | July-September 2026</w:t>
             </w:r>
           </w:p>
         </w:tc>
@@ -303,7 +303,7 @@
                 <w:color w:val="222222"/>
                 <w:sz w:val="20"/>
               </w:rPr>
-              <w:t>Thursday 13 August 2026, 09:00 ICT</w:t>
+              <w:t>Thursday 10 September 2026, 09:00 ICT</w:t>
             </w:r>
           </w:p>
         </w:tc>

--- a/Participants/4_Shared_Toolkit/Templates/Project_Charter.docx
+++ b/Participants/4_Shared_Toolkit/Templates/Project_Charter.docx
@@ -255,7 +255,7 @@
                 <w:color w:val="1B2A4A"/>
                 <w:sz w:val="20"/>
               </w:rPr>
-              <w:t>Board question</w:t>
+              <w:t>Decision you are advising on (your framing)</w:t>
             </w:r>
           </w:p>
         </w:tc>
@@ -270,7 +270,7 @@
                 <w:color w:val="222222"/>
                 <w:sz w:val="20"/>
               </w:rPr>
-              <w:t>What should GBF's strategy be for 2026-2028?</w:t>
+              <w:t>________________________________</w:t>
             </w:r>
           </w:p>
         </w:tc>
@@ -675,7 +675,7 @@
         <w:rPr>
           <w:rFonts w:ascii="Nunito" w:hAnsi="Nunito" w:eastAsia="Nunito" w:cs="Nunito"/>
         </w:rPr>
-        <w:t>In scope: strategy recommendation, analysis-request protocol, validation against transcripts, board presentation and final report.</w:t>
+        <w:t>In scope: strategy recommendation, A↔B evidence loop (Estate/Demand/Plan/R/FM), validation against transcripts, board presentation and final report.</w:t>
       </w:r>
     </w:p>
     <w:p>
@@ -878,7 +878,7 @@
                 <w:rFonts w:ascii="Nunito" w:hAnsi="Nunito" w:eastAsia="Nunito" w:cs="Nunito"/>
                 <w:sz w:val="20"/>
               </w:rPr>
-              <w:t>Minimum three with Findings Memos before final options</w:t>
+              <w:t>Estate → Demand → Plan → min. three R/FM pairs before final options</w:t>
             </w:r>
           </w:p>
         </w:tc>
@@ -939,7 +939,7 @@
           <w:color w:val="222222"/>
           <w:sz w:val="22"/>
         </w:rPr>
-        <w:t>No wet signature required. Each member ticks and types name + date (Drive comment or sheet tick is fine).</w:t>
+        <w:t>No wet signature required. Each member ticks [x] and types full name + date (YYYY-MM-DD) on this Drive Doc or via a comment. Same method as the Cross-Workflow Handoff Checklist (Guideline Section 8).</w:t>
       </w:r>
     </w:p>
     <w:p>
@@ -984,7 +984,7 @@
           <w:color w:val="222222"/>
           <w:sz w:val="20"/>
         </w:rPr>
-        <w:t>Name: ____________________    Date: __________    Channel (Drive comment / sheet tick): __________</w:t>
+        <w:t>Name: ____________________    Date (YYYY-MM-DD): __________    Channel (this Drive Doc / comment): __________</w:t>
       </w:r>
     </w:p>
     <w:p>
@@ -1029,7 +1029,7 @@
           <w:color w:val="222222"/>
           <w:sz w:val="20"/>
         </w:rPr>
-        <w:t>Name: ____________________    Date: __________    Channel (Drive comment / sheet tick): __________</w:t>
+        <w:t>Name: ____________________    Date (YYYY-MM-DD): __________    Channel (this Drive Doc / comment): __________</w:t>
       </w:r>
     </w:p>
     <w:p>
@@ -1074,7 +1074,7 @@
           <w:color w:val="222222"/>
           <w:sz w:val="20"/>
         </w:rPr>
-        <w:t>Name: ____________________    Date: __________    Channel (Drive comment / sheet tick): __________</w:t>
+        <w:t>Name: ____________________    Date (YYYY-MM-DD): __________    Channel (this Drive Doc / comment): __________</w:t>
       </w:r>
     </w:p>
     <w:sectPr>
